--- a/Ex 01 - FTK Imager/Exp_1.docx
+++ b/Ex 01 - FTK Imager/Exp_1.docx
@@ -50,20 +50,6 @@
         </w:rPr>
         <w:t xml:space="preserve">                                                                        </w:t>
       </w:r>
-      <w:r>
-        <w:rPr>
-          <w:rFonts w:ascii="Times New Roman" w:hAnsi="Times New Roman" w:cs="Times New Roman"/>
-          <w:b/>
-          <w:bCs/>
-        </w:rPr>
-        <w:t>DATE:</w:t>
-      </w:r>
-      <w:r>
-        <w:rPr>
-          <w:rFonts w:ascii="Times New Roman" w:hAnsi="Times New Roman" w:cs="Times New Roman"/>
-        </w:rPr>
-        <w:t xml:space="preserve"> August 9, 2026</w:t>
-      </w:r>
     </w:p>
     <w:p>
       <w:pPr>
@@ -91,25 +77,7 @@
           <w:sz w:val="28"/>
           <w:szCs w:val="28"/>
         </w:rPr>
-        <w:t xml:space="preserve"> Comprehensive Digital Evidence Acquisition and Command-Line Analysis using FTK Imager, </w:t>
-      </w:r>
-      <w:proofErr w:type="spellStart"/>
-      <w:r>
-        <w:rPr>
-          <w:rFonts w:ascii="Times New Roman" w:hAnsi="Times New Roman" w:cs="Times New Roman"/>
-          <w:sz w:val="28"/>
-          <w:szCs w:val="28"/>
-        </w:rPr>
-        <w:t>WinPmem</w:t>
-      </w:r>
-      <w:proofErr w:type="spellEnd"/>
-      <w:r>
-        <w:rPr>
-          <w:rFonts w:ascii="Times New Roman" w:hAnsi="Times New Roman" w:cs="Times New Roman"/>
-          <w:sz w:val="28"/>
-          <w:szCs w:val="28"/>
-        </w:rPr>
-        <w:t>, and Volatility</w:t>
+        <w:t xml:space="preserve"> Comprehensive Digital Evidence Acquisition and Command-Line Analysis using FTK Imager, WinPmem, and Volatility</w:t>
       </w:r>
     </w:p>
     <w:p>
@@ -143,63 +111,7 @@
         <w:rPr>
           <w:rFonts w:ascii="Times New Roman" w:hAnsi="Times New Roman" w:cs="Times New Roman"/>
         </w:rPr>
-        <w:t xml:space="preserve">To perform a complete forensic acquisition and analysis lifecycle by imaging non-volatile storage using </w:t>
-      </w:r>
-      <w:proofErr w:type="spellStart"/>
-      <w:r>
-        <w:rPr>
-          <w:rFonts w:ascii="Times New Roman" w:hAnsi="Times New Roman" w:cs="Times New Roman"/>
-        </w:rPr>
-        <w:t>AccessData</w:t>
-      </w:r>
-      <w:proofErr w:type="spellEnd"/>
-      <w:r>
-        <w:rPr>
-          <w:rFonts w:ascii="Times New Roman" w:hAnsi="Times New Roman" w:cs="Times New Roman"/>
-        </w:rPr>
-        <w:t xml:space="preserve"> FTK Imager, capturing live volatile memory (RAM) using the </w:t>
-      </w:r>
-      <w:proofErr w:type="spellStart"/>
-      <w:r>
-        <w:rPr>
-          <w:rFonts w:ascii="Times New Roman" w:hAnsi="Times New Roman" w:cs="Times New Roman"/>
-        </w:rPr>
-        <w:t>WinPmem</w:t>
-      </w:r>
-      <w:proofErr w:type="spellEnd"/>
-      <w:r>
-        <w:rPr>
-          <w:rFonts w:ascii="Times New Roman" w:hAnsi="Times New Roman" w:cs="Times New Roman"/>
-        </w:rPr>
-        <w:t xml:space="preserve"> command-line utility, and </w:t>
-      </w:r>
-      <w:proofErr w:type="spellStart"/>
-      <w:r>
-        <w:rPr>
-          <w:rFonts w:ascii="Times New Roman" w:hAnsi="Times New Roman" w:cs="Times New Roman"/>
-        </w:rPr>
-        <w:t>analyzing</w:t>
-      </w:r>
-      <w:proofErr w:type="spellEnd"/>
-      <w:r>
-        <w:rPr>
-          <w:rFonts w:ascii="Times New Roman" w:hAnsi="Times New Roman" w:cs="Times New Roman"/>
-        </w:rPr>
-        <w:t xml:space="preserve"> the extracted memory dump using Volatility 3 commands via the </w:t>
-      </w:r>
-      <w:proofErr w:type="spellStart"/>
-      <w:r>
-        <w:rPr>
-          <w:rFonts w:ascii="Times New Roman" w:hAnsi="Times New Roman" w:cs="Times New Roman"/>
-        </w:rPr>
-        <w:t>PassMark</w:t>
-      </w:r>
-      <w:proofErr w:type="spellEnd"/>
-      <w:r>
-        <w:rPr>
-          <w:rFonts w:ascii="Times New Roman" w:hAnsi="Times New Roman" w:cs="Times New Roman"/>
-        </w:rPr>
-        <w:t xml:space="preserve"> Volatility Workbench.</w:t>
+        <w:t>To perform a complete forensic acquisition and analysis lifecycle by imaging non-volatile storage using AccessData FTK Imager, capturing live volatile memory (RAM) using the WinPmem command-line utility, and analyzing the extracted memory dump using Volatility 3 commands via the PassMark Volatility Workbench.</w:t>
       </w:r>
     </w:p>
     <w:p>
@@ -290,19 +202,11 @@
           <w:rFonts w:ascii="Times New Roman" w:hAnsi="Times New Roman" w:cs="Times New Roman"/>
         </w:rPr>
       </w:pPr>
-      <w:proofErr w:type="spellStart"/>
-      <w:r>
-        <w:rPr>
-          <w:rFonts w:ascii="Times New Roman" w:hAnsi="Times New Roman" w:cs="Times New Roman"/>
-        </w:rPr>
-        <w:t>AccessData</w:t>
-      </w:r>
-      <w:proofErr w:type="spellEnd"/>
-      <w:r>
-        <w:rPr>
-          <w:rFonts w:ascii="Times New Roman" w:hAnsi="Times New Roman" w:cs="Times New Roman"/>
-        </w:rPr>
-        <w:t xml:space="preserve"> FTK Imager (GUI for non-volatile physical drive imaging)</w:t>
+      <w:r>
+        <w:rPr>
+          <w:rFonts w:ascii="Times New Roman" w:hAnsi="Times New Roman" w:cs="Times New Roman"/>
+        </w:rPr>
+        <w:t>AccessData FTK Imager (GUI for non-volatile physical drive imaging)</w:t>
       </w:r>
     </w:p>
     <w:p>
@@ -317,19 +221,11 @@
           <w:rFonts w:ascii="Times New Roman" w:hAnsi="Times New Roman" w:cs="Times New Roman"/>
         </w:rPr>
       </w:pPr>
-      <w:proofErr w:type="spellStart"/>
-      <w:r>
-        <w:rPr>
-          <w:rFonts w:ascii="Times New Roman" w:hAnsi="Times New Roman" w:cs="Times New Roman"/>
-        </w:rPr>
-        <w:t>WinPmem</w:t>
-      </w:r>
-      <w:proofErr w:type="spellEnd"/>
-      <w:r>
-        <w:rPr>
-          <w:rFonts w:ascii="Times New Roman" w:hAnsi="Times New Roman" w:cs="Times New Roman"/>
-        </w:rPr>
-        <w:t xml:space="preserve"> (winpmem_mini_x64_rc2.exe) (CLI tool for volatile memory capture)</w:t>
+      <w:r>
+        <w:rPr>
+          <w:rFonts w:ascii="Times New Roman" w:hAnsi="Times New Roman" w:cs="Times New Roman"/>
+        </w:rPr>
+        <w:t>WinPmem (winpmem_mini_x64_rc2.exe) (CLI tool for volatile memory capture)</w:t>
       </w:r>
     </w:p>
     <w:p>
@@ -348,21 +244,7 @@
         <w:rPr>
           <w:rFonts w:ascii="Times New Roman" w:hAnsi="Times New Roman" w:cs="Times New Roman"/>
         </w:rPr>
-        <w:t xml:space="preserve">Volatility 3 Framework (vol.exe / </w:t>
-      </w:r>
-      <w:proofErr w:type="spellStart"/>
-      <w:r>
-        <w:rPr>
-          <w:rFonts w:ascii="Times New Roman" w:hAnsi="Times New Roman" w:cs="Times New Roman"/>
-        </w:rPr>
-        <w:t>PassMark</w:t>
-      </w:r>
-      <w:proofErr w:type="spellEnd"/>
-      <w:r>
-        <w:rPr>
-          <w:rFonts w:ascii="Times New Roman" w:hAnsi="Times New Roman" w:cs="Times New Roman"/>
-        </w:rPr>
-        <w:t xml:space="preserve"> Volatility Workbench V3.0)</w:t>
+        <w:t>Volatility 3 Framework (vol.exe / PassMark Volatility Workbench V3.0)</w:t>
       </w:r>
     </w:p>
     <w:p>
@@ -459,21 +341,7 @@
         <w:rPr>
           <w:rFonts w:ascii="Times New Roman" w:hAnsi="Times New Roman" w:cs="Times New Roman"/>
         </w:rPr>
-        <w:t xml:space="preserve"> </w:t>
-      </w:r>
-      <w:proofErr w:type="spellStart"/>
-      <w:r>
-        <w:rPr>
-          <w:rFonts w:ascii="Times New Roman" w:hAnsi="Times New Roman" w:cs="Times New Roman"/>
-        </w:rPr>
-        <w:t>AccessData</w:t>
-      </w:r>
-      <w:proofErr w:type="spellEnd"/>
-      <w:r>
-        <w:rPr>
-          <w:rFonts w:ascii="Times New Roman" w:hAnsi="Times New Roman" w:cs="Times New Roman"/>
-        </w:rPr>
-        <w:t xml:space="preserve"> FTK Imager creates mathematically verifiable, bit-by-bit physical images of storage devices (saved as Raw/dd) without altering the original evidence.</w:t>
+        <w:t xml:space="preserve"> AccessData FTK Imager creates mathematically verifiable, bit-by-bit physical images of storage devices (saved as Raw/dd) without altering the original evidence.</w:t>
       </w:r>
     </w:p>
     <w:p>
@@ -503,7 +371,6 @@
         </w:rPr>
         <w:t xml:space="preserve"> Command-line utilities like </w:t>
       </w:r>
-      <w:proofErr w:type="spellStart"/>
       <w:r>
         <w:rPr>
           <w:rFonts w:ascii="Times New Roman" w:hAnsi="Times New Roman" w:cs="Times New Roman"/>
@@ -512,7 +379,6 @@
         </w:rPr>
         <w:t>WinPmem</w:t>
       </w:r>
-      <w:proofErr w:type="spellEnd"/>
       <w:r>
         <w:rPr>
           <w:rFonts w:ascii="Times New Roman" w:hAnsi="Times New Roman" w:cs="Times New Roman"/>
@@ -558,57 +424,7 @@
         <w:rPr>
           <w:rFonts w:ascii="Times New Roman" w:hAnsi="Times New Roman" w:cs="Times New Roman"/>
         </w:rPr>
-        <w:t xml:space="preserve"> is a framework for </w:t>
-      </w:r>
-      <w:proofErr w:type="spellStart"/>
-      <w:r>
-        <w:rPr>
-          <w:rFonts w:ascii="Times New Roman" w:hAnsi="Times New Roman" w:cs="Times New Roman"/>
-        </w:rPr>
-        <w:t>analyzing</w:t>
-      </w:r>
-      <w:proofErr w:type="spellEnd"/>
-      <w:r>
-        <w:rPr>
-          <w:rFonts w:ascii="Times New Roman" w:hAnsi="Times New Roman" w:cs="Times New Roman"/>
-        </w:rPr>
-        <w:t xml:space="preserve"> RAM dumps. By passing specific parameters and plugins (e.g., -f &lt;</w:t>
-      </w:r>
-      <w:proofErr w:type="spellStart"/>
-      <w:r>
-        <w:rPr>
-          <w:rFonts w:ascii="Times New Roman" w:hAnsi="Times New Roman" w:cs="Times New Roman"/>
-        </w:rPr>
-        <w:t>image_path</w:t>
-      </w:r>
-      <w:proofErr w:type="spellEnd"/>
-      <w:r>
-        <w:rPr>
-          <w:rFonts w:ascii="Times New Roman" w:hAnsi="Times New Roman" w:cs="Times New Roman"/>
-        </w:rPr>
-        <w:t xml:space="preserve">&gt; </w:t>
-      </w:r>
-      <w:proofErr w:type="spellStart"/>
-      <w:proofErr w:type="gramStart"/>
-      <w:r>
-        <w:rPr>
-          <w:rFonts w:ascii="Times New Roman" w:hAnsi="Times New Roman" w:cs="Times New Roman"/>
-        </w:rPr>
-        <w:t>windows.pslist</w:t>
-      </w:r>
-      <w:proofErr w:type="gramEnd"/>
-      <w:r>
-        <w:rPr>
-          <w:rFonts w:ascii="Times New Roman" w:hAnsi="Times New Roman" w:cs="Times New Roman"/>
-        </w:rPr>
-        <w:t>.PsList</w:t>
-      </w:r>
-      <w:proofErr w:type="spellEnd"/>
-      <w:r>
-        <w:rPr>
-          <w:rFonts w:ascii="Times New Roman" w:hAnsi="Times New Roman" w:cs="Times New Roman"/>
-        </w:rPr>
-        <w:t>) into the command line or workbench, investigators can reconstruct the system's live state and identify suspicious processes.</w:t>
+        <w:t xml:space="preserve"> is a framework for analyzing RAM dumps. By passing specific parameters and plugins (e.g., -f &lt;image_path&gt; windows.pslist.PsList) into the command line or workbench, investigators can reconstruct the system's live state and identify suspicious processes.</w:t>
       </w:r>
     </w:p>
     <w:p>
@@ -838,6 +654,7 @@
           <w:rFonts w:ascii="Times New Roman" w:hAnsi="Times New Roman" w:cs="Times New Roman"/>
           <w:i/>
           <w:iCs/>
+          <w:noProof/>
         </w:rPr>
         <w:drawing>
           <wp:inline distT="0" distB="0" distL="0" distR="0" wp14:anchorId="487F1365" wp14:editId="509D5B4C">
@@ -954,6 +771,7 @@
           <w:rFonts w:ascii="Times New Roman" w:hAnsi="Times New Roman" w:cs="Times New Roman"/>
           <w:i/>
           <w:iCs/>
+          <w:noProof/>
         </w:rPr>
         <w:drawing>
           <wp:inline distT="0" distB="0" distL="0" distR="0" wp14:anchorId="4E9DC384" wp14:editId="3AE5CE8C">
@@ -1199,6 +1017,7 @@
           <w:rFonts w:ascii="Times New Roman" w:hAnsi="Times New Roman" w:cs="Times New Roman"/>
           <w:i/>
           <w:iCs/>
+          <w:noProof/>
         </w:rPr>
         <w:drawing>
           <wp:inline distT="0" distB="0" distL="0" distR="0" wp14:anchorId="7BBE9236" wp14:editId="1E7923ED">
@@ -1326,6 +1145,7 @@
           <w:rFonts w:ascii="Times New Roman" w:hAnsi="Times New Roman" w:cs="Times New Roman"/>
           <w:i/>
           <w:iCs/>
+          <w:noProof/>
         </w:rPr>
         <w:lastRenderedPageBreak/>
         <w:drawing>
@@ -1443,6 +1263,7 @@
           <w:rFonts w:ascii="Times New Roman" w:hAnsi="Times New Roman" w:cs="Times New Roman"/>
           <w:i/>
           <w:iCs/>
+          <w:noProof/>
         </w:rPr>
         <w:drawing>
           <wp:inline distT="0" distB="0" distL="0" distR="0" wp14:anchorId="39BDBE69" wp14:editId="70BE43C5">
@@ -1511,6 +1332,7 @@
           <w:rFonts w:ascii="Times New Roman" w:hAnsi="Times New Roman" w:cs="Times New Roman"/>
           <w:i/>
           <w:iCs/>
+          <w:noProof/>
         </w:rPr>
         <w:lastRenderedPageBreak/>
         <w:drawing>
@@ -1573,6 +1395,7 @@
           <w:rFonts w:ascii="Times New Roman" w:hAnsi="Times New Roman" w:cs="Times New Roman"/>
           <w:i/>
           <w:iCs/>
+          <w:noProof/>
         </w:rPr>
         <w:drawing>
           <wp:inline distT="0" distB="0" distL="0" distR="0" wp14:anchorId="29C654B5" wp14:editId="38AC6EE8">
@@ -1643,6 +1466,7 @@
           <w:rFonts w:ascii="Times New Roman" w:hAnsi="Times New Roman" w:cs="Times New Roman"/>
           <w:i/>
           <w:iCs/>
+          <w:noProof/>
         </w:rPr>
         <w:lastRenderedPageBreak/>
         <w:drawing>
@@ -1762,21 +1586,7 @@
         <w:rPr>
           <w:rFonts w:ascii="Times New Roman" w:hAnsi="Times New Roman" w:cs="Times New Roman"/>
         </w:rPr>
-        <w:t xml:space="preserve"> Successfully acquired a bit-by-bit physical image (</w:t>
-      </w:r>
-      <w:proofErr w:type="spellStart"/>
-      <w:r>
-        <w:rPr>
-          <w:rFonts w:ascii="Times New Roman" w:hAnsi="Times New Roman" w:cs="Times New Roman"/>
-        </w:rPr>
-        <w:t>Result.raw</w:t>
-      </w:r>
-      <w:proofErr w:type="spellEnd"/>
-      <w:r>
-        <w:rPr>
-          <w:rFonts w:ascii="Times New Roman" w:hAnsi="Times New Roman" w:cs="Times New Roman"/>
-        </w:rPr>
-        <w:t>) of the 16GB USB drive. Data integrity was confirmed through matching pre- and post-acquisition MD5/SHA-1 hash verification.</w:t>
+        <w:t xml:space="preserve"> Successfully acquired a bit-by-bit physical image (Result.raw) of the 16GB USB drive. Data integrity was confirmed through matching pre- and post-acquisition MD5/SHA-1 hash verification.</w:t>
       </w:r>
     </w:p>
     <w:p>
@@ -1796,25 +1606,7 @@
           <w:b/>
           <w:bCs/>
         </w:rPr>
-        <w:t>RAM Capture (</w:t>
-      </w:r>
-      <w:proofErr w:type="spellStart"/>
-      <w:r>
-        <w:rPr>
-          <w:rFonts w:ascii="Times New Roman" w:hAnsi="Times New Roman" w:cs="Times New Roman"/>
-          <w:b/>
-          <w:bCs/>
-        </w:rPr>
-        <w:t>WinPmem</w:t>
-      </w:r>
-      <w:proofErr w:type="spellEnd"/>
-      <w:r>
-        <w:rPr>
-          <w:rFonts w:ascii="Times New Roman" w:hAnsi="Times New Roman" w:cs="Times New Roman"/>
-          <w:b/>
-          <w:bCs/>
-        </w:rPr>
-        <w:t>):</w:t>
+        <w:t>RAM Capture (WinPmem):</w:t>
       </w:r>
       <w:r>
         <w:rPr>
@@ -1846,51 +1638,7 @@
         <w:rPr>
           <w:rFonts w:ascii="Times New Roman" w:hAnsi="Times New Roman" w:cs="Times New Roman"/>
         </w:rPr>
-        <w:t xml:space="preserve"> </w:t>
-      </w:r>
-      <w:proofErr w:type="spellStart"/>
-      <w:r>
-        <w:rPr>
-          <w:rFonts w:ascii="Times New Roman" w:hAnsi="Times New Roman" w:cs="Times New Roman"/>
-        </w:rPr>
-        <w:t>Analyzed</w:t>
-      </w:r>
-      <w:proofErr w:type="spellEnd"/>
-      <w:r>
-        <w:rPr>
-          <w:rFonts w:ascii="Times New Roman" w:hAnsi="Times New Roman" w:cs="Times New Roman"/>
-        </w:rPr>
-        <w:t xml:space="preserve"> the </w:t>
-      </w:r>
-      <w:proofErr w:type="gramStart"/>
-      <w:r>
-        <w:rPr>
-          <w:rFonts w:ascii="Times New Roman" w:hAnsi="Times New Roman" w:cs="Times New Roman"/>
-        </w:rPr>
-        <w:t>captured .raw</w:t>
-      </w:r>
-      <w:proofErr w:type="gramEnd"/>
-      <w:r>
-        <w:rPr>
-          <w:rFonts w:ascii="Times New Roman" w:hAnsi="Times New Roman" w:cs="Times New Roman"/>
-        </w:rPr>
-        <w:t xml:space="preserve"> dump using Volatility 3 plugins (</w:t>
-      </w:r>
-      <w:proofErr w:type="spellStart"/>
-      <w:proofErr w:type="gramStart"/>
-      <w:r>
-        <w:rPr>
-          <w:rFonts w:ascii="Times New Roman" w:hAnsi="Times New Roman" w:cs="Times New Roman"/>
-        </w:rPr>
-        <w:t>windows.pslist</w:t>
-      </w:r>
-      <w:proofErr w:type="spellEnd"/>
-      <w:proofErr w:type="gramEnd"/>
-      <w:r>
-        <w:rPr>
-          <w:rFonts w:ascii="Times New Roman" w:hAnsi="Times New Roman" w:cs="Times New Roman"/>
-        </w:rPr>
-        <w:t>) to reconstruct live system processes and runtime artifacts.</w:t>
+        <w:t xml:space="preserve"> Analyzed the captured .raw dump using Volatility 3 plugins (windows.pslist) to reconstruct live system processes and runtime artifacts.</w:t>
       </w:r>
     </w:p>
     <w:p>
@@ -3289,6 +3037,7 @@
   <w:style w:type="character" w:default="1" w:styleId="DefaultParagraphFont">
     <w:name w:val="Default Paragraph Font"/>
     <w:uiPriority w:val="1"/>
+    <w:semiHidden/>
     <w:unhideWhenUsed/>
   </w:style>
   <w:style w:type="table" w:default="1" w:styleId="TableNormal">
